--- a/dotnet/tests/corpus/features/printer-metrics.docx
+++ b/dotnet/tests/corpus/features/printer-metrics.docx
@@ -21,7 +21,7 @@
     <w:rPrDefault>
       <w:rPr>
         <w:rFonts w:ascii="Arial" w:hAnsi="Arial"/>
-        <w:sz w:val="24"/>
+        <w:sz w:val="32"/>
         <w:lang w:val="en-US"/>
       </w:rPr>
     </w:rPrDefault>
